--- a/03_Outputs/final scripts/ar/Module 5/5.1.0-ar.docx
+++ b/03_Outputs/final scripts/ar/Module 5/5.1.0-ar.docx
@@ -9,12 +9,12 @@
     </w:p>
     <w:p>
       <w:r>
-        <w:t>يقدم هذا الفصل نقطة مركزية واحدة: الانتقال الطاقي ليس مجرد تكنولوجيا أو تمويل — إنه يتعلق بالحوكمة. من يقرر، كيف تُتخذ القرارات، وما إذا كانت الفوائد تُشارك بشكل عادل، ستحدد النجاح أو الفشل.</w:t>
+        <w:t>يقدم هذا الفصل نقطة مركزية واحدة: الانتقال الطاقي ليس مجرد تكنولوجيا أو تمويل — إنه يتعلق بالحوكمة. من يقرر، كيف تتخذ القرارات، وما إذا كانت الفوائد تُشارك بشكل عادل، ستحدد النجاح أو الفشل.</w:t>
       </w:r>
     </w:p>
     <w:p>
       <w:r>
-        <w:t>نبدأ بثلاثة مبادئ أساسية. الفعالية تعني سياسات قائمة على الأدلة تُنفذ، وتُطبق، وتُنسق عبر الوزارات والأسواق. المساءلة تضمن النزاهة، والشفافية، والإشراف المستقل بحيث تخدم القواعد المصلحة العامة. الشمولية تجلب الناس — النساء، الشباب، الشعوب الأصلية، الشركات، المرافق، والمجتمعات — بحيث تعكس الحلول الاحتياجات الحقيقية ولا تترك أحدًا خلف الركب.</w:t>
+        <w:t>نبدأ بثلاثة مبادئ أساسية. الفعالية تعني سياسات قائمة على الأدلة يتم تنفيذها، وتطبيقها، وتنسيقها عبر الوزارات والأسواق. المساءلة تضمن النزاهة، والشفافية، والإشراف المستقل لضمان أن القواعد تخدم المصلحة العامة. الشمولية تجلب الناس — النساء، الشباب، الشعوب الأصلية، الشركات، المرافق، والمجتمعات — بحيث تعكس الحلول الاحتياجات الحقيقية ولا تترك أحدًا خلف الركب.</w:t>
       </w:r>
     </w:p>
     <w:p>
@@ -29,7 +29,7 @@
     </w:p>
     <w:p>
       <w:r>
-        <w:t>كما يُقدم هذا الفصل نهج المجتمع بأكمله، وهو نموذج تحويلي يوسع المشاركة من الحكومة إلى المجتمع المدني، والمجتمعات، والشباب، والشعوب الأصلية، والأوساط الأكاديمية، والقطاع الخاص. الانتقال من نظام "مركزية الحكومة" إلى نظام "مركزية الحوكمة" يحفز المعرفة والموارد المتنوعة، ويبني الثقة العامة، ويعجل الابتكار.</w:t>
+        <w:t>كما يقدم هذا الفصل نهج المجتمع ككل، وهو نموذج تحويلي يوسع المشاركة من الحكومة إلى المجتمع المدني، والمجتمعات، والشباب، والشعوب الأصلية، والأوساط الأكاديمية، والقطاع الخاص. الانتقال من نظام "مركزية الحكومة" إلى نظام "مركزية الحوكمة" يحفز المعرفة والموارد المتنوعة، ويبني الثقة العامة، ويسرع الابتكار.</w:t>
       </w:r>
     </w:p>
     <w:p>
